--- a/Note brute test/Note brute fond océan indien.docx
+++ b/Note brute test/Note brute fond océan indien.docx
@@ -17,7 +17,15 @@
       </w:r>
       <w:proofErr w:type="spellEnd"/>
       <w:r>
-        <w:t xml:space="preserve"> indien - vendredi 16 octobre 2026 - 10h </w:t>
+        <w:t xml:space="preserve"> indien</w:t>
+      </w:r>
+      <w:r>
+        <w:t xml:space="preserve"> demo</w:t>
+      </w:r>
+      <w:bookmarkStart w:id="0" w:name="_GoBack"/>
+      <w:bookmarkEnd w:id="0"/>
+      <w:r>
+        <w:t xml:space="preserve"> - vendredi 16 octobre 2026 - 10h </w:t>
       </w:r>
       <w:proofErr w:type="spellStart"/>
       <w:r>
@@ -129,12 +137,7 @@
       </w:r>
       <w:proofErr w:type="gramEnd"/>
       <w:r>
-        <w:t xml:space="preserve"> programme 3,8 M euros, le fond</w:t>
-      </w:r>
-      <w:bookmarkStart w:id="0" w:name="_GoBack"/>
-      <w:bookmarkEnd w:id="0"/>
-      <w:r>
-        <w:t xml:space="preserve">s finance 70%, le reste = cofinancement operateur + </w:t>
+        <w:t xml:space="preserve"> programme 3,8 M euros, le fonds finance 70%, le reste = cofinancement operateur + </w:t>
       </w:r>
       <w:proofErr w:type="spellStart"/>
       <w:r>
